--- a/вопросы/Вопросы_заказчику_по_стенограмме_05.10.docx
+++ b/вопросы/Вопросы_заказчику_по_стенограмме_05.10.docx
@@ -581,7 +581,7 @@
         <w:t xml:space="preserve">Откуда: </w:t>
       </w:r>
       <w:r>
-        <w:t>Стенограмма 04:46–05:13: «по времени выезда будет подтягиваться ночной тариф, по желаемой дате». В документе у трансфера ночного признака нет (по данным стенда).</w:t>
+        <w:t>Стенограмма 04:46–05:13: «по времени выезда будет подтягиваться ночной тариф, по желаемой дате». [КОД] В тарифах группового трансфера нет ни признака ночного тарифа, ни временных коэффициентов (они есть только у такси); в документе признак у трансфера тоже отсутствует.</w:t>
       </w:r>
     </w:p>
     <w:p>
@@ -636,7 +636,7 @@
         <w:t xml:space="preserve">Рекомендация: </w:t>
       </w:r>
       <w:r>
-        <w:t>Проверить на стенде; ответ заказчика нужен, если ночной тариф трансфера существует.</w:t>
+        <w:t>A: по коду ночного тарифа у трансфера нет. Если заказчик ожидает его, это изменение тарифного сервиса вне T01.1.</w:t>
       </w:r>
     </w:p>
     <w:p>

--- a/вопросы/Вопросы_заказчику_по_стенограмме_05.10.docx
+++ b/вопросы/Вопросы_заказчику_по_стенограмме_05.10.docx
@@ -12,7 +12,7 @@
     </w:p>
     <w:p>
       <w:r>
-        <w:t>Вопросы, которые возникли при сверке стенограммы встречи 05.10.2026 с документом T01.1. Тайм-коды — по файлу стенограммы (машинная запись, возможны неточности). Рекомендации — предложения аналитика, не решения.</w:t>
+        <w:t>Остаются два вопроса; остальное решено на встрече 05.10 (см. таблицу в конце). Тайм-коды — по файлу стенограммы (машинная запись, возможны неточности).</w:t>
       </w:r>
     </w:p>
     <w:p>
@@ -20,477 +20,7 @@
         <w:pStyle w:val="Heading2"/>
       </w:pPr>
       <w:r>
-        <w:t>Вопрос 1. Сколько точек в маршруте минимум и обязательно ли возвращение на базу (D10)</w:t>
-      </w:r>
-    </w:p>
-    <w:p>
-      <w:pPr>
-        <w:spacing w:after="60"/>
-      </w:pPr>
-      <w:r>
-        <w:rPr>
-          <w:b/>
-        </w:rPr>
-        <w:t xml:space="preserve">Откуда: </w:t>
-      </w:r>
-      <w:r>
-        <w:t>Стенограмма 10:24–11:21: «минимум две точки», база может быть у отеля, «им надо будет вернуться на базу»; на первой и последней точках ожидание не хранится. В документе: минимум 3 точки (база, остановка, база), на встрече 24.09 — «3 или 4».</w:t>
-      </w:r>
-    </w:p>
-    <w:p>
-      <w:pPr>
-        <w:spacing w:after="60"/>
-      </w:pPr>
-      <w:r>
-        <w:rPr>
-          <w:b/>
-        </w:rPr>
-        <w:t xml:space="preserve">Суть: </w:t>
-      </w:r>
-      <w:r>
-        <w:t>Допустим ли маршрут из двух точек и что это за маршрут: база → пункт назначения (без возврата) или иная схема. Если последняя точка не обязана быть возвратом на базу, правило «первая и последняя точки — база» нужно изменить.</w:t>
-      </w:r>
-    </w:p>
-    <w:p>
-      <w:pPr>
-        <w:spacing w:after="40"/>
-      </w:pPr>
-      <w:r>
-        <w:rPr>
-          <w:b/>
-        </w:rPr>
-        <w:t>Варианты:</w:t>
-      </w:r>
-    </w:p>
-    <w:p>
-      <w:pPr>
-        <w:pStyle w:val="ListBullet"/>
-      </w:pPr>
-      <w:r>
-        <w:t>A. Минимум 2 точки; возврат на базу не обязателен.</w:t>
-      </w:r>
-    </w:p>
-    <w:p>
-      <w:pPr>
-        <w:pStyle w:val="ListBullet"/>
-      </w:pPr>
-      <w:r>
-        <w:t>B. Минимум 2 точки; первая и последняя — база (маршрут «база — база»).</w:t>
-      </w:r>
-    </w:p>
-    <w:p>
-      <w:pPr>
-        <w:pStyle w:val="ListBullet"/>
-      </w:pPr>
-      <w:r>
-        <w:t>C. Минимум 3 точки: база, остановка, база.</w:t>
-      </w:r>
-    </w:p>
-    <w:p>
-      <w:pPr>
-        <w:spacing w:after="60"/>
-      </w:pPr>
-      <w:r>
-        <w:rPr>
-          <w:b/>
-        </w:rPr>
-        <w:t xml:space="preserve">Рекомендация: </w:t>
-      </w:r>
-      <w:r>
-        <w:t>Уточнить у заказчика; от ответа зависят CHECK числа точек и правило базы.</w:t>
-      </w:r>
-    </w:p>
-    <w:p>
-      <w:pPr>
-        <w:pStyle w:val="Heading2"/>
-      </w:pPr>
-      <w:r>
-        <w:t>Вопрос 2. Максимум 26 точек: что входит в это число</w:t>
-      </w:r>
-    </w:p>
-    <w:p>
-      <w:pPr>
-        <w:spacing w:after="60"/>
-      </w:pPr>
-      <w:r>
-        <w:rPr>
-          <w:b/>
-        </w:rPr>
-        <w:t xml:space="preserve">Откуда: </w:t>
-      </w:r>
-      <w:r>
-        <w:t>Стенограмма 11:31–12:04: «не ставь ограничения… 30 на фронте неудобно, 26 удобно… ставь 26». Ранее (30.09, 11:52) называлось «10 точек вместе с точками локации».</w:t>
-      </w:r>
-    </w:p>
-    <w:p>
-      <w:pPr>
-        <w:spacing w:after="60"/>
-      </w:pPr>
-      <w:r>
-        <w:rPr>
-          <w:b/>
-        </w:rPr>
-        <w:t xml:space="preserve">Суть: </w:t>
-      </w:r>
-      <w:r>
-        <w:t>Входит ли база в 26 точек и что означает «точки локации».</w:t>
-      </w:r>
-    </w:p>
-    <w:p>
-      <w:pPr>
-        <w:spacing w:after="40"/>
-      </w:pPr>
-      <w:r>
-        <w:rPr>
-          <w:b/>
-        </w:rPr>
-        <w:t>Варианты:</w:t>
-      </w:r>
-    </w:p>
-    <w:p>
-      <w:pPr>
-        <w:pStyle w:val="ListBullet"/>
-      </w:pPr>
-      <w:r>
-        <w:t>A. 26 включая базу.</w:t>
-      </w:r>
-    </w:p>
-    <w:p>
-      <w:pPr>
-        <w:pStyle w:val="ListBullet"/>
-      </w:pPr>
-      <w:r>
-        <w:t>B. 26 без базы.</w:t>
-      </w:r>
-    </w:p>
-    <w:p>
-      <w:pPr>
-        <w:spacing w:after="60"/>
-      </w:pPr>
-      <w:r>
-        <w:rPr>
-          <w:b/>
-        </w:rPr>
-        <w:t xml:space="preserve">Рекомендация: </w:t>
-      </w:r>
-      <w:r>
-        <w:t>A, если нет иного ответа.</w:t>
-      </w:r>
-    </w:p>
-    <w:p>
-      <w:pPr>
-        <w:pStyle w:val="Heading2"/>
-      </w:pPr>
-      <w:r>
-        <w:t>Вопрос 3. Автобусные классы такси</w:t>
-      </w:r>
-    </w:p>
-    <w:p>
-      <w:pPr>
-        <w:spacing w:after="60"/>
-      </w:pPr>
-      <w:r>
-        <w:rPr>
-          <w:b/>
-        </w:rPr>
-        <w:t xml:space="preserve">Откуда: </w:t>
-      </w:r>
-      <w:r>
-        <w:t>Стенограмма 12:24–13:30: сначала сказано, что автобусы исключены, затем — «автобусы не убирай, это же тариф из такси, его можно выбирать». В документе исключены автобусные классы (VIP_BUS и др.).</w:t>
-      </w:r>
-    </w:p>
-    <w:p>
-      <w:pPr>
-        <w:spacing w:after="60"/>
-      </w:pPr>
-      <w:r>
-        <w:rPr>
-          <w:b/>
-        </w:rPr>
-        <w:t xml:space="preserve">Суть: </w:t>
-      </w:r>
-      <w:r>
-        <w:t>Нужны ли автобусные классы в избранных маршрутах.</w:t>
-      </w:r>
-    </w:p>
-    <w:p>
-      <w:pPr>
-        <w:spacing w:after="40"/>
-      </w:pPr>
-      <w:r>
-        <w:rPr>
-          <w:b/>
-        </w:rPr>
-        <w:t>Варианты:</w:t>
-      </w:r>
-    </w:p>
-    <w:p>
-      <w:pPr>
-        <w:pStyle w:val="ListBullet"/>
-      </w:pPr>
-      <w:r>
-        <w:t>A. Оставить только легковые классы.</w:t>
-      </w:r>
-    </w:p>
-    <w:p>
-      <w:pPr>
-        <w:pStyle w:val="ListBullet"/>
-      </w:pPr>
-      <w:r>
-        <w:t>B. Оставить все классы такси, включая автобусные.</w:t>
-      </w:r>
-    </w:p>
-    <w:p>
-      <w:pPr>
-        <w:spacing w:after="60"/>
-      </w:pPr>
-      <w:r>
-        <w:rPr>
-          <w:b/>
-        </w:rPr>
-        <w:t xml:space="preserve">Рекомендация: </w:t>
-      </w:r>
-      <w:r>
-        <w:t>Нужен ответ заказчика; от него зависит перечень service_class.</w:t>
-      </w:r>
-    </w:p>
-    <w:p>
-      <w:pPr>
-        <w:pStyle w:val="Heading2"/>
-      </w:pPr>
-      <w:r>
-        <w:t>Вопрос 4. Класс OFFICIAL («Служебный»)</w:t>
-      </w:r>
-    </w:p>
-    <w:p>
-      <w:pPr>
-        <w:spacing w:after="60"/>
-      </w:pPr>
-      <w:r>
-        <w:rPr>
-          <w:b/>
-        </w:rPr>
-        <w:t xml:space="preserve">Откуда: </w:t>
-      </w:r>
-      <w:r>
-        <w:t>Стенограмма 12:30–13:00: «его не надо, исключаю… ну, хотя лучше остаться, вдруг они по избранному маршруту будут возить служебный».</w:t>
-      </w:r>
-    </w:p>
-    <w:p>
-      <w:pPr>
-        <w:spacing w:after="60"/>
-      </w:pPr>
-      <w:r>
-        <w:rPr>
-          <w:b/>
-        </w:rPr>
-        <w:t xml:space="preserve">Суть: </w:t>
-      </w:r>
-      <w:r>
-        <w:t>Остаётся ли OFFICIAL в избранных маршрутах такси.</w:t>
-      </w:r>
-    </w:p>
-    <w:p>
-      <w:pPr>
-        <w:spacing w:after="40"/>
-      </w:pPr>
-      <w:r>
-        <w:rPr>
-          <w:b/>
-        </w:rPr>
-        <w:t>Варианты:</w:t>
-      </w:r>
-    </w:p>
-    <w:p>
-      <w:pPr>
-        <w:pStyle w:val="ListBullet"/>
-      </w:pPr>
-      <w:r>
-        <w:t>A. Остаётся.</w:t>
-      </w:r>
-    </w:p>
-    <w:p>
-      <w:pPr>
-        <w:pStyle w:val="ListBullet"/>
-      </w:pPr>
-      <w:r>
-        <w:t>B. Исключается.</w:t>
-      </w:r>
-    </w:p>
-    <w:p>
-      <w:pPr>
-        <w:spacing w:after="60"/>
-      </w:pPr>
-      <w:r>
-        <w:rPr>
-          <w:b/>
-        </w:rPr>
-        <w:t xml:space="preserve">Рекомендация: </w:t>
-      </w:r>
-      <w:r>
-        <w:t>A, по последней фразе записи; подтвердить.</w:t>
-      </w:r>
-    </w:p>
-    <w:p>
-      <w:pPr>
-        <w:pStyle w:val="Heading2"/>
-      </w:pPr>
-      <w:r>
-        <w:t>Вопрос 5. Период действия маршрута и тарифа</w:t>
-      </w:r>
-    </w:p>
-    <w:p>
-      <w:pPr>
-        <w:spacing w:after="60"/>
-      </w:pPr>
-      <w:r>
-        <w:rPr>
-          <w:b/>
-        </w:rPr>
-        <w:t xml:space="preserve">Откуда: </w:t>
-      </w:r>
-      <w:r>
-        <w:t>Стенограмма 12:07–12:24: «круглогодичные маршруты могут быть… на действие тарифа обязательно». Протокол 17.09, п. 10: маршрут активен, пока действует тариф.</w:t>
-      </w:r>
-    </w:p>
-    <w:p>
-      <w:pPr>
-        <w:spacing w:after="60"/>
-      </w:pPr>
-      <w:r>
-        <w:rPr>
-          <w:b/>
-        </w:rPr>
-        <w:t xml:space="preserve">Суть: </w:t>
-      </w:r>
-      <w:r>
-        <w:t>Что обязательно: чтобы на дату заказа действовал тариф, или чтобы период маршрута всегда был в пределах периода тарифа. Если период маршрута пуст, до какого срока он считается действующим.</w:t>
-      </w:r>
-    </w:p>
-    <w:p>
-      <w:pPr>
-        <w:spacing w:after="40"/>
-      </w:pPr>
-      <w:r>
-        <w:rPr>
-          <w:b/>
-        </w:rPr>
-        <w:t>Варианты:</w:t>
-      </w:r>
-    </w:p>
-    <w:p>
-      <w:pPr>
-        <w:pStyle w:val="ListBullet"/>
-      </w:pPr>
-      <w:r>
-        <w:t>A. Период маршрута может быть пустым; доступность определяется действием тарифа на дату заказа.</w:t>
-      </w:r>
-    </w:p>
-    <w:p>
-      <w:pPr>
-        <w:pStyle w:val="ListBullet"/>
-      </w:pPr>
-      <w:r>
-        <w:t>B. Период маршрута всегда ограничивается периодом тарифа.</w:t>
-      </w:r>
-    </w:p>
-    <w:p>
-      <w:pPr>
-        <w:spacing w:after="60"/>
-      </w:pPr>
-      <w:r>
-        <w:rPr>
-          <w:b/>
-        </w:rPr>
-        <w:t xml:space="preserve">Рекомендация: </w:t>
-      </w:r>
-      <w:r>
-        <w:t>A.</w:t>
-      </w:r>
-    </w:p>
-    <w:p>
-      <w:pPr>
-        <w:pStyle w:val="Heading2"/>
-      </w:pPr>
-      <w:r>
-        <w:t>Вопрос 6. Название точки (label или name)</w:t>
-      </w:r>
-    </w:p>
-    <w:p>
-      <w:pPr>
-        <w:spacing w:after="60"/>
-      </w:pPr>
-      <w:r>
-        <w:rPr>
-          <w:b/>
-        </w:rPr>
-        <w:t xml:space="preserve">Откуда: </w:t>
-      </w:r>
-      <w:r>
-        <w:t>Стенограмма 09:40–10:11: «лейбл — название… в сервисе гео это name… не обязательно». В документе (D01) отдельного поля названия точки нет, точка отображается по адресу; в диспетчерскую уходит название.</w:t>
-      </w:r>
-    </w:p>
-    <w:p>
-      <w:pPr>
-        <w:spacing w:after="60"/>
-      </w:pPr>
-      <w:r>
-        <w:rPr>
-          <w:b/>
-        </w:rPr>
-        <w:t xml:space="preserve">Суть: </w:t>
-      </w:r>
-      <w:r>
-        <w:t>Хранить ли необязательное название точки (name) и показывать ли его в карточке и диспетчерской.</w:t>
-      </w:r>
-    </w:p>
-    <w:p>
-      <w:pPr>
-        <w:spacing w:after="40"/>
-      </w:pPr>
-      <w:r>
-        <w:rPr>
-          <w:b/>
-        </w:rPr>
-        <w:t>Варианты:</w:t>
-      </w:r>
-    </w:p>
-    <w:p>
-      <w:pPr>
-        <w:pStyle w:val="ListBullet"/>
-      </w:pPr>
-      <w:r>
-        <w:t>A. Не хранить, название формируется из адреса.</w:t>
-      </w:r>
-    </w:p>
-    <w:p>
-      <w:pPr>
-        <w:pStyle w:val="ListBullet"/>
-      </w:pPr>
-      <w:r>
-        <w:t>B. Хранить необязательное name.</w:t>
-      </w:r>
-    </w:p>
-    <w:p>
-      <w:pPr>
-        <w:spacing w:after="60"/>
-      </w:pPr>
-      <w:r>
-        <w:rPr>
-          <w:b/>
-        </w:rPr>
-        <w:t xml:space="preserve">Рекомендация: </w:t>
-      </w:r>
-      <w:r>
-        <w:t>B, если название нужно диспетчерской; подтвердить.</w:t>
-      </w:r>
-    </w:p>
-    <w:p>
-      <w:pPr>
-        <w:pStyle w:val="Heading2"/>
-      </w:pPr>
-      <w:r>
-        <w:t>Вопрос 7. Нужен ли класс TRANSFER_CAR_CHOICE («Выбор автомобиля»)</w:t>
+        <w:t>Вопрос 1. Нужен ли класс TRANSFER_CAR_CHOICE («Выбор автомобиля») в избранных маршрутах</w:t>
       </w:r>
     </w:p>
     <w:p>
@@ -567,84 +97,7 @@
         <w:pStyle w:val="Heading2"/>
       </w:pPr>
       <w:r>
-        <w:t>Вопрос 8. Ночной тариф для трансфера</w:t>
-      </w:r>
-    </w:p>
-    <w:p>
-      <w:pPr>
-        <w:spacing w:after="60"/>
-      </w:pPr>
-      <w:r>
-        <w:rPr>
-          <w:b/>
-        </w:rPr>
-        <w:t xml:space="preserve">Откуда: </w:t>
-      </w:r>
-      <w:r>
-        <w:t>Стенограмма 04:46–05:13: «по времени выезда будет подтягиваться ночной тариф, по желаемой дате». [КОД] В тарифах группового трансфера нет ни признака ночного тарифа, ни временных коэффициентов (они есть только у такси); в документе признак у трансфера тоже отсутствует.</w:t>
-      </w:r>
-    </w:p>
-    <w:p>
-      <w:pPr>
-        <w:spacing w:after="60"/>
-      </w:pPr>
-      <w:r>
-        <w:rPr>
-          <w:b/>
-        </w:rPr>
-        <w:t xml:space="preserve">Суть: </w:t>
-      </w:r>
-      <w:r>
-        <w:t>Нужно ли различать ночные и дневные избранные маршруты трансфера.</w:t>
-      </w:r>
-    </w:p>
-    <w:p>
-      <w:pPr>
-        <w:spacing w:after="40"/>
-      </w:pPr>
-      <w:r>
-        <w:rPr>
-          <w:b/>
-        </w:rPr>
-        <w:t>Варианты:</w:t>
-      </w:r>
-    </w:p>
-    <w:p>
-      <w:pPr>
-        <w:pStyle w:val="ListBullet"/>
-      </w:pPr>
-      <w:r>
-        <w:t>A. Нет, признак только у такси.</w:t>
-      </w:r>
-    </w:p>
-    <w:p>
-      <w:pPr>
-        <w:pStyle w:val="ListBullet"/>
-      </w:pPr>
-      <w:r>
-        <w:t>B. Да, признак добавляется и для трансфера.</w:t>
-      </w:r>
-    </w:p>
-    <w:p>
-      <w:pPr>
-        <w:spacing w:after="60"/>
-      </w:pPr>
-      <w:r>
-        <w:rPr>
-          <w:b/>
-        </w:rPr>
-        <w:t xml:space="preserve">Рекомендация: </w:t>
-      </w:r>
-      <w:r>
-        <w:t>A: по коду ночного тарифа у трансфера нет. Если заказчик ожидает его, это изменение тарифного сервиса вне T01.1.</w:t>
-      </w:r>
-    </w:p>
-    <w:p>
-      <w:pPr>
-        <w:pStyle w:val="Heading2"/>
-      </w:pPr>
-      <w:r>
-        <w:t>Вопрос 9. Отображение стоимости при оформлении заявки</w:t>
+        <w:t>Вопрос 2. Отображение стоимости при оформлении заявки</w:t>
       </w:r>
     </w:p>
     <w:p>
@@ -716,6 +169,166 @@
         <w:t>A; влияет на T01.3 и T04.1.</w:t>
       </w:r>
     </w:p>
+    <w:p>
+      <w:pPr>
+        <w:pStyle w:val="Heading1"/>
+      </w:pPr>
+      <w:r>
+        <w:t>Закрыто по записи 05.10</w:t>
+      </w:r>
+    </w:p>
+    <w:tbl>
+      <w:tblPr>
+        <w:tblStyle w:val="TableGrid"/>
+        <w:tblW w:type="auto" w:w="0"/>
+        <w:tblLook w:firstColumn="1" w:firstRow="1" w:lastColumn="0" w:lastRow="0" w:noHBand="0" w:noVBand="1" w:val="04A0"/>
+      </w:tblPr>
+      <w:tblGrid>
+        <w:gridCol w:w="4986"/>
+        <w:gridCol w:w="4986"/>
+      </w:tblGrid>
+      <w:tr>
+        <w:tc>
+          <w:tcPr>
+            <w:tcW w:type="dxa" w:w="2835"/>
+          </w:tcPr>
+          <w:p>
+            <w:r/>
+            <w:r>
+              <w:rPr>
+                <w:b/>
+              </w:rPr>
+              <w:t>Вопрос</w:t>
+            </w:r>
+          </w:p>
+        </w:tc>
+        <w:tc>
+          <w:tcPr>
+            <w:tcW w:type="dxa" w:w="6803"/>
+          </w:tcPr>
+          <w:p>
+            <w:r/>
+            <w:r>
+              <w:rPr>
+                <w:b/>
+              </w:rPr>
+              <w:t>Решение</w:t>
+            </w:r>
+          </w:p>
+        </w:tc>
+      </w:tr>
+      <w:tr>
+        <w:tc>
+          <w:tcPr>
+            <w:tcW w:type="dxa" w:w="2835"/>
+          </w:tcPr>
+          <w:p>
+            <w:r>
+              <w:t>Число точек</w:t>
+            </w:r>
+          </w:p>
+        </w:tc>
+        <w:tc>
+          <w:tcPr>
+            <w:tcW w:type="dxa" w:w="6803"/>
+          </w:tcPr>
+          <w:p>
+            <w:r>
+              <w:t>От 2 до 26, включая базу (10:24–12:04). Первая точка — место базирования (гараж, отель), последняя — конечная точка; для маршрутов с возвратом совпадает с базой. «3 или 4» (24.09) и «10 вместе с точками локации» (30.09) заменены.</w:t>
+            </w:r>
+          </w:p>
+        </w:tc>
+      </w:tr>
+      <w:tr>
+        <w:tc>
+          <w:tcPr>
+            <w:tcW w:type="dxa" w:w="2835"/>
+          </w:tcPr>
+          <w:p>
+            <w:r>
+              <w:t>Название точки</w:t>
+            </w:r>
+          </w:p>
+        </w:tc>
+        <w:tc>
+          <w:tcPr>
+            <w:tcW w:type="dxa" w:w="6803"/>
+          </w:tcPr>
+          <w:p>
+            <w:r>
+              <w:t>Поле name (в адресном API — label) есть в точке, но необязательно (09:40–10:11).</w:t>
+            </w:r>
+          </w:p>
+        </w:tc>
+      </w:tr>
+      <w:tr>
+        <w:tc>
+          <w:tcPr>
+            <w:tcW w:type="dxa" w:w="2835"/>
+          </w:tcPr>
+          <w:p>
+            <w:r>
+              <w:t>Классы такси</w:t>
+            </w:r>
+          </w:p>
+        </w:tc>
+        <w:tc>
+          <w:tcPr>
+            <w:tcW w:type="dxa" w:w="6803"/>
+          </w:tcPr>
+          <w:p>
+            <w:r>
+              <w:t>OFFICIAL и автобусные классы остаются (12:24–13:30).</w:t>
+            </w:r>
+          </w:p>
+        </w:tc>
+      </w:tr>
+      <w:tr>
+        <w:tc>
+          <w:tcPr>
+            <w:tcW w:type="dxa" w:w="2835"/>
+          </w:tcPr>
+          <w:p>
+            <w:r>
+              <w:t>Ночной признак трансфера</w:t>
+            </w:r>
+          </w:p>
+        </w:tc>
+        <w:tc>
+          <w:tcPr>
+            <w:tcW w:type="dxa" w:w="6803"/>
+          </w:tcPr>
+          <w:p>
+            <w:r>
+              <w:t>Для трансфера признак необязателен, по умолчанию false; подбор ночного или дневного варианта по времени выезда — T02/T04.1.</w:t>
+            </w:r>
+          </w:p>
+        </w:tc>
+      </w:tr>
+      <w:tr>
+        <w:tc>
+          <w:tcPr>
+            <w:tcW w:type="dxa" w:w="2835"/>
+          </w:tcPr>
+          <w:p>
+            <w:r>
+              <w:t>Период маршрута и тариф</w:t>
+            </w:r>
+          </w:p>
+        </w:tc>
+        <w:tc>
+          <w:tcPr>
+            <w:tcW w:type="dxa" w:w="6803"/>
+          </w:tcPr>
+          <w:p>
+            <w:r>
+              <w:t>Круглогодичные маршруты допускаются (12:07–12:17); маршрут действует, пока действует тариф; период маршрута тарифом при сохранении не ограничивается.</w:t>
+            </w:r>
+          </w:p>
+        </w:tc>
+      </w:tr>
+    </w:tbl>
+    <w:p/>
     <w:sectPr>
       <w:pgSz w:w="12240" w:h="15840"/>
       <w:pgMar w:top="1134" w:right="1134" w:bottom="1134" w:left="1134" w:header="720" w:footer="720" w:gutter="0"/>

--- a/вопросы/Вопросы_заказчику_по_стенограмме_05.10.docx
+++ b/вопросы/Вопросы_заказчику_по_стенограмме_05.10.docx
@@ -7,12 +7,12 @@
         <w:pStyle w:val="Title"/>
       </w:pPr>
       <w:r>
-        <w:t>Вопросы заказчику по итогам встречи 05.10.2026</w:t>
+        <w:t>Вопросы заказчику</w:t>
       </w:r>
     </w:p>
     <w:p>
       <w:r>
-        <w:t>Остаются два вопроса; остальное решено на встрече 05.10 (см. таблицу в конце). Тайм-коды — по файлу стенограммы (машинная запись, возможны неточности).</w:t>
+        <w:t>Редакция от 05.10.2026 после встречи и сверки T01.1 v1.1 и T01.2 v0.2. Вопросы закрытых тем перечислены в таблице в конце. Тайм-коды — по файлу стенограммы 05.10 (машинная запись, возможны неточности).</w:t>
       </w:r>
     </w:p>
     <w:p>
@@ -34,7 +34,7 @@
         <w:t xml:space="preserve">Откуда: </w:t>
       </w:r>
       <w:r>
-        <w:t>Протокол 17.09, п. 4: выбор автомобиля выполняется при оформлении заявки. Расчёт для этого класса зависит от даты поездки и свободных автомобилей, поэтому рекомендуемая стоимость в избранном маршруте не считается (см. вопрос архитектору №4).</w:t>
+        <w:t>Протокол 17.09, п. 4: выбор автомобиля выполняется при оформлении заявки. Расчёт для этого класса зависит от даты поездки и свободных автомобилей, поэтому рекомендуемая стоимость в избранном маршруте не считается (T01.1, D15).</w:t>
       </w:r>
     </w:p>
     <w:p>
@@ -111,7 +111,7 @@
         <w:t xml:space="preserve">Откуда: </w:t>
       </w:r>
       <w:r>
-        <w:t>Стенограмма 09:00–09:25: рекомендуемая стоимость «остаётся в справочнике», «мы его не передаём на фронт»; обязательное поле в справочнике. Запись 00:00–00:54: платное время ожидания показывается.</w:t>
+        <w:t>Стенограмма 09:00–09:25: рекомендуемая стоимость «остаётся в справочнике», «мы его не передаём на фронт»; поле обязательное в справочнике.</w:t>
       </w:r>
     </w:p>
     <w:p>
@@ -167,6 +167,545 @@
       </w:r>
       <w:r>
         <w:t>A; влияет на T01.3 и T04.1.</w:t>
+      </w:r>
+    </w:p>
+    <w:p>
+      <w:pPr>
+        <w:pStyle w:val="Heading2"/>
+      </w:pPr>
+      <w:r>
+        <w:t>Вопрос 3. Плановое ожидание: обязательность, ввод и предел</w:t>
+      </w:r>
+    </w:p>
+    <w:p>
+      <w:pPr>
+        <w:spacing w:after="60"/>
+      </w:pPr>
+      <w:r>
+        <w:rPr>
+          <w:b/>
+        </w:rPr>
+        <w:t xml:space="preserve">Откуда: </w:t>
+      </w:r>
+      <w:r>
+        <w:t>Протоколы 10.09 и 17.09: ожидание задаётся для конкретных точек и фиксируется при создании. Стенограмма 05.10: у первой и последней точек ожидания нет. БТ (BR-07): «добавление ожидания между точками при более чем 2 адресах»; в дорожной карте — «обязательное». В T01.1 (D02) пустое значение, максимум и шаг не определены.</w:t>
+      </w:r>
+    </w:p>
+    <w:p>
+      <w:pPr>
+        <w:spacing w:after="60"/>
+      </w:pPr>
+      <w:r>
+        <w:rPr>
+          <w:b/>
+        </w:rPr>
+        <w:t xml:space="preserve">Суть: </w:t>
+      </w:r>
+      <w:r>
+        <w:t>Обязательно ли задавать ожидание на каждой промежуточной точке; можно ли оставить пустым (это означает «ожидания нет»); вводится ли оно целыми минутами; есть ли максимум на точку.</w:t>
+      </w:r>
+    </w:p>
+    <w:p>
+      <w:pPr>
+        <w:spacing w:after="40"/>
+      </w:pPr>
+      <w:r>
+        <w:rPr>
+          <w:b/>
+        </w:rPr>
+        <w:t>Варианты:</w:t>
+      </w:r>
+    </w:p>
+    <w:p>
+      <w:pPr>
+        <w:pStyle w:val="ListBullet"/>
+      </w:pPr>
+      <w:r>
+        <w:t>A. Необязательно, пусто = нет ожидания; ввод целыми минутами; максимум 1440 минут (24 часа) на точку как техническая граница.</w:t>
+      </w:r>
+    </w:p>
+    <w:p>
+      <w:pPr>
+        <w:pStyle w:val="ListBullet"/>
+      </w:pPr>
+      <w:r>
+        <w:t>B. Обязательно у каждой промежуточной точки (0 — нет ожидания).</w:t>
+      </w:r>
+    </w:p>
+    <w:p>
+      <w:pPr>
+        <w:spacing w:after="60"/>
+      </w:pPr>
+      <w:r>
+        <w:rPr>
+          <w:b/>
+        </w:rPr>
+        <w:t xml:space="preserve">Рекомендация: </w:t>
+      </w:r>
+      <w:r>
+        <w:t>A.</w:t>
+      </w:r>
+    </w:p>
+    <w:p>
+      <w:pPr>
+        <w:pStyle w:val="Heading2"/>
+      </w:pPr>
+      <w:r>
+        <w:t>Вопрос 4. Критерий дубля маршрутов</w:t>
+      </w:r>
+    </w:p>
+    <w:p>
+      <w:pPr>
+        <w:spacing w:after="60"/>
+      </w:pPr>
+      <w:r>
+        <w:rPr>
+          <w:b/>
+        </w:rPr>
+        <w:t xml:space="preserve">Откуда: </w:t>
+      </w:r>
+      <w:r>
+        <w:t>T01.1, D09 и T01.2 (Q01): предлагается считать дублем активную запись с теми же адресами, видом транспорта, классом и ночным признаком и пересекающимся периодом действия.</w:t>
+      </w:r>
+    </w:p>
+    <w:p>
+      <w:pPr>
+        <w:spacing w:after="60"/>
+      </w:pPr>
+      <w:r>
+        <w:rPr>
+          <w:b/>
+        </w:rPr>
+        <w:t xml:space="preserve">Суть: </w:t>
+      </w:r>
+      <w:r>
+        <w:t>Какие совпадения делают два маршрута дублями и что делать при дубле.</w:t>
+      </w:r>
+    </w:p>
+    <w:p>
+      <w:pPr>
+        <w:spacing w:after="40"/>
+      </w:pPr>
+      <w:r>
+        <w:rPr>
+          <w:b/>
+        </w:rPr>
+        <w:t>Варианты:</w:t>
+      </w:r>
+    </w:p>
+    <w:p>
+      <w:pPr>
+        <w:pStyle w:val="ListBullet"/>
+      </w:pPr>
+      <w:r>
+        <w:t>A. Запретить сохранение (ошибка).</w:t>
+      </w:r>
+    </w:p>
+    <w:p>
+      <w:pPr>
+        <w:pStyle w:val="ListBullet"/>
+      </w:pPr>
+      <w:r>
+        <w:t>B. Предупредить пользователя и разрешить сохранить.</w:t>
+      </w:r>
+    </w:p>
+    <w:p>
+      <w:pPr>
+        <w:spacing w:after="60"/>
+      </w:pPr>
+      <w:r>
+        <w:rPr>
+          <w:b/>
+        </w:rPr>
+        <w:t xml:space="preserve">Рекомендация: </w:t>
+      </w:r>
+      <w:r>
+        <w:t>A; записи с непересекающимися периодами допускаются, истёкшие и удалённые не сравниваются.</w:t>
+      </w:r>
+    </w:p>
+    <w:p>
+      <w:pPr>
+        <w:pStyle w:val="Heading2"/>
+      </w:pPr>
+      <w:r>
+        <w:t>Вопрос 5. Период действия: часовой пояс и граничные дни</w:t>
+      </w:r>
+    </w:p>
+    <w:p>
+      <w:pPr>
+        <w:spacing w:after="60"/>
+      </w:pPr>
+      <w:r>
+        <w:rPr>
+          <w:b/>
+        </w:rPr>
+        <w:t xml:space="preserve">Откуда: </w:t>
+      </w:r>
+      <w:r>
+        <w:t>T01.2 (Q02): период можно не задавать, проверка идёт на желаемую дату заказа (05.10).</w:t>
+      </w:r>
+    </w:p>
+    <w:p>
+      <w:pPr>
+        <w:spacing w:after="60"/>
+      </w:pPr>
+      <w:r>
+        <w:rPr>
+          <w:b/>
+        </w:rPr>
+        <w:t xml:space="preserve">Суть: </w:t>
+      </w:r>
+      <w:r>
+        <w:t>В каком часовом поясе трактуются границы периода и включается ли последний день целиком.</w:t>
+      </w:r>
+    </w:p>
+    <w:p>
+      <w:pPr>
+        <w:spacing w:after="40"/>
+      </w:pPr>
+      <w:r>
+        <w:rPr>
+          <w:b/>
+        </w:rPr>
+        <w:t>Варианты:</w:t>
+      </w:r>
+    </w:p>
+    <w:p>
+      <w:pPr>
+        <w:pStyle w:val="ListBullet"/>
+      </w:pPr>
+      <w:r>
+        <w:t>A. Часовой пояс региона первой точки; последний день включается целиком.</w:t>
+      </w:r>
+    </w:p>
+    <w:p>
+      <w:pPr>
+        <w:pStyle w:val="ListBullet"/>
+      </w:pPr>
+      <w:r>
+        <w:t>B. Другое правило.</w:t>
+      </w:r>
+    </w:p>
+    <w:p>
+      <w:pPr>
+        <w:spacing w:after="60"/>
+      </w:pPr>
+      <w:r>
+        <w:rPr>
+          <w:b/>
+        </w:rPr>
+        <w:t xml:space="preserve">Рекомендация: </w:t>
+      </w:r>
+      <w:r>
+        <w:t>A.</w:t>
+      </w:r>
+    </w:p>
+    <w:p>
+      <w:pPr>
+        <w:pStyle w:val="Heading2"/>
+      </w:pPr>
+      <w:r>
+        <w:t>Вопрос 6. Список справочника: фильтры и показ истёкших маршрутов</w:t>
+      </w:r>
+    </w:p>
+    <w:p>
+      <w:pPr>
+        <w:spacing w:after="60"/>
+      </w:pPr>
+      <w:r>
+        <w:rPr>
+          <w:b/>
+        </w:rPr>
+        <w:t xml:space="preserve">Откуда: </w:t>
+      </w:r>
+      <w:r>
+        <w:t>T01.2 (Q03): на макете есть поиск по номеру, кнопка фильтров и пагинация; состав фильтров не показан.</w:t>
+      </w:r>
+    </w:p>
+    <w:p>
+      <w:pPr>
+        <w:spacing w:after="60"/>
+      </w:pPr>
+      <w:r>
+        <w:rPr>
+          <w:b/>
+        </w:rPr>
+        <w:t xml:space="preserve">Суть: </w:t>
+      </w:r>
+      <w:r>
+        <w:t>Какие фильтры нужны, показывать ли истёкшие маршруты в списке управляющего и как их отличать; нужен ли доступ к вручную удалённым записям.</w:t>
+      </w:r>
+    </w:p>
+    <w:p>
+      <w:pPr>
+        <w:spacing w:after="40"/>
+      </w:pPr>
+      <w:r>
+        <w:rPr>
+          <w:b/>
+        </w:rPr>
+        <w:t>Варианты:</w:t>
+      </w:r>
+    </w:p>
+    <w:p>
+      <w:pPr>
+        <w:pStyle w:val="ListBullet"/>
+      </w:pPr>
+      <w:r>
+        <w:t>A. Поиск по номеру, фильтры по виду транспорта, классу, ночному признаку и статусу; истёкшие показываются с пометкой; удалённые не показываются.</w:t>
+      </w:r>
+    </w:p>
+    <w:p>
+      <w:pPr>
+        <w:pStyle w:val="ListBullet"/>
+      </w:pPr>
+      <w:r>
+        <w:t>B. Другой состав.</w:t>
+      </w:r>
+    </w:p>
+    <w:p>
+      <w:pPr>
+        <w:spacing w:after="60"/>
+      </w:pPr>
+      <w:r>
+        <w:rPr>
+          <w:b/>
+        </w:rPr>
+        <w:t xml:space="preserve">Рекомендация: </w:t>
+      </w:r>
+      <w:r>
+        <w:t>A.</w:t>
+      </w:r>
+    </w:p>
+    <w:p>
+      <w:pPr>
+        <w:pStyle w:val="Heading2"/>
+      </w:pPr>
+      <w:r>
+        <w:t>Вопрос 7. Что видит пользователь, когда тариф маршрута перестал действовать</w:t>
+      </w:r>
+    </w:p>
+    <w:p>
+      <w:pPr>
+        <w:spacing w:after="60"/>
+      </w:pPr>
+      <w:r>
+        <w:rPr>
+          <w:b/>
+        </w:rPr>
+        <w:t xml:space="preserve">Откуда: </w:t>
+      </w:r>
+      <w:r>
+        <w:t>Протоколы 17.09 (п. 10) и 05.10: маршрут действует, пока действует тариф (T01.2, Q06).</w:t>
+      </w:r>
+    </w:p>
+    <w:p>
+      <w:pPr>
+        <w:spacing w:after="60"/>
+      </w:pPr>
+      <w:r>
+        <w:rPr>
+          <w:b/>
+        </w:rPr>
+        <w:t xml:space="preserve">Суть: </w:t>
+      </w:r>
+      <w:r>
+        <w:t>Как показывать такой маршрут: скрывать при выборе, показывать как недоступный с пояснением, оставлять только для просмотра в справочнике.</w:t>
+      </w:r>
+    </w:p>
+    <w:p>
+      <w:pPr>
+        <w:spacing w:after="40"/>
+      </w:pPr>
+      <w:r>
+        <w:rPr>
+          <w:b/>
+        </w:rPr>
+        <w:t>Варианты:</w:t>
+      </w:r>
+    </w:p>
+    <w:p>
+      <w:pPr>
+        <w:pStyle w:val="ListBullet"/>
+      </w:pPr>
+      <w:r>
+        <w:t>A. Скрыт при выборе заявки, в справочнике виден с пометкой «нет действующего тарифа».</w:t>
+      </w:r>
+    </w:p>
+    <w:p>
+      <w:pPr>
+        <w:pStyle w:val="ListBullet"/>
+      </w:pPr>
+      <w:r>
+        <w:t>B. Виден при выборе, но недоступен.</w:t>
+      </w:r>
+    </w:p>
+    <w:p>
+      <w:pPr>
+        <w:spacing w:after="60"/>
+      </w:pPr>
+      <w:r>
+        <w:rPr>
+          <w:b/>
+        </w:rPr>
+        <w:t xml:space="preserve">Рекомендация: </w:t>
+      </w:r>
+      <w:r>
+        <w:t>A.</w:t>
+      </w:r>
+    </w:p>
+    <w:p>
+      <w:pPr>
+        <w:pStyle w:val="Heading2"/>
+      </w:pPr>
+      <w:r>
+        <w:t>Вопрос 8. Ручной ввод координат для неразмеченных объектов</w:t>
+      </w:r>
+    </w:p>
+    <w:p>
+      <w:pPr>
+        <w:spacing w:after="60"/>
+      </w:pPr>
+      <w:r>
+        <w:rPr>
+          <w:b/>
+        </w:rPr>
+        <w:t xml:space="preserve">Откуда: </w:t>
+      </w:r>
+      <w:r>
+        <w:t>Встреча 24.09, 01:35–04:30: точка выбирается через адресный API, потребность в ручном вводе координат заказчик обещал уточнить.</w:t>
+      </w:r>
+    </w:p>
+    <w:p>
+      <w:pPr>
+        <w:spacing w:after="60"/>
+      </w:pPr>
+      <w:r>
+        <w:rPr>
+          <w:b/>
+        </w:rPr>
+        <w:t xml:space="preserve">Суть: </w:t>
+      </w:r>
+      <w:r>
+        <w:t>Нужен ли ввод координат вручную для объектов, которых нет в адресном сервисе.</w:t>
+      </w:r>
+    </w:p>
+    <w:p>
+      <w:pPr>
+        <w:spacing w:after="40"/>
+      </w:pPr>
+      <w:r>
+        <w:rPr>
+          <w:b/>
+        </w:rPr>
+        <w:t>Варианты:</w:t>
+      </w:r>
+    </w:p>
+    <w:p>
+      <w:pPr>
+        <w:pStyle w:val="ListBullet"/>
+      </w:pPr>
+      <w:r>
+        <w:t>A. Не нужен, точка выбирается только через адресный API.</w:t>
+      </w:r>
+    </w:p>
+    <w:p>
+      <w:pPr>
+        <w:pStyle w:val="ListBullet"/>
+      </w:pPr>
+      <w:r>
+        <w:t>B. Нужен.</w:t>
+      </w:r>
+    </w:p>
+    <w:p>
+      <w:pPr>
+        <w:spacing w:after="60"/>
+      </w:pPr>
+      <w:r>
+        <w:rPr>
+          <w:b/>
+        </w:rPr>
+        <w:t xml:space="preserve">Рекомендация: </w:t>
+      </w:r>
+      <w:r>
+        <w:t>A, пока нет конкретных объектов.</w:t>
+      </w:r>
+    </w:p>
+    <w:p>
+      <w:pPr>
+        <w:pStyle w:val="Heading2"/>
+      </w:pPr>
+      <w:r>
+        <w:t>Вопрос 9. Бесплатное ожидание в виджетах WEB и МП</w:t>
+      </w:r>
+    </w:p>
+    <w:p>
+      <w:pPr>
+        <w:spacing w:after="60"/>
+      </w:pPr>
+      <w:r>
+        <w:rPr>
+          <w:b/>
+        </w:rPr>
+        <w:t xml:space="preserve">Откуда: </w:t>
+      </w:r>
+      <w:r>
+        <w:t>Бесплатное ожидание берётся из тарифа. Для трансфера лимит вычитается на каждой точке, для такси к остановкам не применяется (платное ожидание, 05.10, 00:00–00:54).</w:t>
+      </w:r>
+    </w:p>
+    <w:p>
+      <w:pPr>
+        <w:spacing w:after="60"/>
+      </w:pPr>
+      <w:r>
+        <w:rPr>
+          <w:b/>
+        </w:rPr>
+        <w:t xml:space="preserve">Суть: </w:t>
+      </w:r>
+      <w:r>
+        <w:t>Что показывать в виджетах WEB и МП: значение тарифа, только платное ожидание или ничего.</w:t>
+      </w:r>
+    </w:p>
+    <w:p>
+      <w:pPr>
+        <w:spacing w:after="40"/>
+      </w:pPr>
+      <w:r>
+        <w:rPr>
+          <w:b/>
+        </w:rPr>
+        <w:t>Варианты:</w:t>
+      </w:r>
+    </w:p>
+    <w:p>
+      <w:pPr>
+        <w:pStyle w:val="ListBullet"/>
+      </w:pPr>
+      <w:r>
+        <w:t>A. Значение тарифа для трансфера; для такси — только платное ожидание.</w:t>
+      </w:r>
+    </w:p>
+    <w:p>
+      <w:pPr>
+        <w:pStyle w:val="ListBullet"/>
+      </w:pPr>
+      <w:r>
+        <w:t>B. Значение тарифа для обоих видов транспорта.</w:t>
+      </w:r>
+    </w:p>
+    <w:p>
+      <w:pPr>
+        <w:spacing w:after="60"/>
+      </w:pPr>
+      <w:r>
+        <w:rPr>
+          <w:b/>
+        </w:rPr>
+        <w:t xml:space="preserve">Рекомендация: </w:t>
+      </w:r>
+      <w:r>
+        <w:t>A (T02.1/T03.1).</w:t>
       </w:r>
     </w:p>
     <w:p>
@@ -234,7 +773,7 @@
           </w:tcPr>
           <w:p>
             <w:r>
-              <w:t>От 2 до 26, включая базу (10:24–12:04). Первая точка — место базирования (гараж, отель), последняя — конечная точка; для маршрутов с возвратом совпадает с базой. «3 или 4» (24.09) и «10 вместе с точками локации» (30.09) заменены.</w:t>
+              <w:t>От 2 до 26, включая базу (10:24–12:04). Первая точка — место базирования (гараж, отель), последняя — конечная точка; для маршрутов с возвратом совпадает с базой.</w:t>
             </w:r>
           </w:p>
         </w:tc>
@@ -300,7 +839,7 @@
           </w:tcPr>
           <w:p>
             <w:r>
-              <w:t>Для трансфера признак необязателен, по умолчанию false; подбор ночного или дневного варианта по времени выезда — T02/T04.1.</w:t>
+              <w:t>Для трансфера признак необязателен, по умолчанию false; подбор варианта по времени выезда — T02/T04.1.</w:t>
             </w:r>
           </w:p>
         </w:tc>
@@ -323,6 +862,50 @@
           <w:p>
             <w:r>
               <w:t>Круглогодичные маршруты допускаются (12:07–12:17); маршрут действует, пока действует тариф; период маршрута тарифом при сохранении не ограничивается.</w:t>
+            </w:r>
+          </w:p>
+        </w:tc>
+      </w:tr>
+      <w:tr>
+        <w:tc>
+          <w:tcPr>
+            <w:tcW w:type="dxa" w:w="2835"/>
+          </w:tcPr>
+          <w:p>
+            <w:r>
+              <w:t>Права доступа</w:t>
+            </w:r>
+          </w:p>
+        </w:tc>
+        <w:tc>
+          <w:tcPr>
+            <w:tcW w:type="dxa" w:w="6803"/>
+          </w:tcPr>
+          <w:p>
+            <w:r>
+              <w:t>Доступ у авторизованных пользователей с правами (протокол 10.09, п. 10); отдельная бизнес-роль не выделяется.</w:t>
+            </w:r>
+          </w:p>
+        </w:tc>
+      </w:tr>
+      <w:tr>
+        <w:tc>
+          <w:tcPr>
+            <w:tcW w:type="dxa" w:w="2835"/>
+          </w:tcPr>
+          <w:p>
+            <w:r>
+              <w:t>Изменение маршрута</w:t>
+            </w:r>
+          </w:p>
+        </w:tc>
+        <w:tc>
+          <w:tcPr>
+            <w:tcW w:type="dxa" w:w="6803"/>
+          </w:tcPr>
+          <w:p>
+            <w:r>
+              <w:t>Корректировка разрешена с сохранением, кто и когда правил (протокол 10.09, п. 7).</w:t>
             </w:r>
           </w:p>
         </w:tc>
